--- a/docs/SIMF-HLD-004-Response-to-Technical-Review-v1.0.docx
+++ b/docs/SIMF-HLD-004-Response-to-Technical-Review-v1.0.docx
@@ -754,7 +754,7 @@
                 <w:sz w:val="19"/>
                 <w:rtl w:val="0"/>
               </w:rPr>
-              <w:t>There is no outbound AI flow. AI is on-premises. Only the caption call goes out, carrying a public video id.</w:t>
+              <w:t>No AI provider is enabled, so no AI traffic leaves. Only the caption call goes out, carrying a public video id.</w:t>
             </w:r>
           </w:p>
         </w:tc>
@@ -1079,7 +1079,7 @@
                 <w:sz w:val="19"/>
                 <w:rtl w:val="0"/>
               </w:rPr>
-              <w:t>Only YouTube. No personal or confidential information is transferred outside the ministry.</w:t>
+              <w:t>Only YouTube, and only a public video id. Nothing is sent to an AI provider today.</w:t>
             </w:r>
           </w:p>
         </w:tc>
@@ -1209,7 +1209,7 @@
                 <w:sz w:val="19"/>
                 <w:rtl w:val="0"/>
               </w:rPr>
-              <w:t>No such connection. It was a diagram error and is removed. Only SIMF.Api calls AI.</w:t>
+              <w:t>No such connection. It was a diagram error and is removed. Only SIMF.Api calls the AI endpoint.</w:t>
             </w:r>
           </w:p>
         </w:tc>
@@ -1274,7 +1274,7 @@
                 <w:sz w:val="19"/>
                 <w:rtl w:val="0"/>
               </w:rPr>
-              <w:t>Agreed. The AI host has no outbound route. Egress is via the egress point and edge firewall.</w:t>
+              <w:t>Agreed. No AI egress exists today. Any egress is via the egress point and edge firewall.</w:t>
             </w:r>
           </w:p>
         </w:tc>
@@ -1730,7 +1730,25 @@
           <w:sz w:val="20"/>
           <w:rtl w:val="0"/>
         </w:rPr>
-        <w:t>Artificial intelligence: there is no outbound AI flow. Every inference runs on an on-premises AI service hosted inside the SSA zone. SIMF.Api is its only caller, over HTTPS 443 internal to the zone. No AI request, no session content and no credential leaves the ministry network, so no external provider credential exists and cloud authentication headers such as an API-key header or a bearer token are not used. The exact fields each AI feature receives are listed in the table below Point 9.</w:t>
+        <w:t>Artificial intelligence: in the configuration delivered for the forum no AI provider is enabled, so no AI request leaves the ministry network and no inference is performed at all. Inference sits behind a single abstraction and the provider is a configuration value; the delivered value is a local stub that answers without calling anything. SIMF.Api is the only caller in every case, and the load balancer carries no AI traffic.</w:t>
+      </w:r>
+    </w:p>
+    <w:p>
+      <w:pPr>
+        <w:bidi w:val="0"/>
+        <w:spacing w:before="0" w:after="80"/>
+        <w:ind w:left="403"/>
+        <w:jc w:val="left"/>
+      </w:pPr>
+      <w:r>
+        <w:rPr>
+          <w:rFonts w:ascii="Sakkal Majalla" w:hAnsi="Sakkal Majalla" w:cs="Sakkal Majalla"/>
+          <w:b w:val="0"/>
+          <w:i w:val="0"/>
+          <w:sz w:val="20"/>
+          <w:rtl w:val="0"/>
+        </w:rPr>
+        <w:t>Enabling a provider is an explicit ministry decision, and that is the point at which the data question arises. An on-premises inference endpoint keeps every request inside the SSA zone and produces no egress. An external provider would send the fields listed in the table below Point 9 out through the controlled egress point, authenticated with that provider's API-key or bearer-token header, and would require a data-residency decision first. The codebase carries clients for three external providers, each of which accepts a configurable base URL, so the same client addresses an on-premises endpoint without a code change. No on-premises inference service is in place today.</w:t>
       </w:r>
     </w:p>
     <w:p>
@@ -2078,7 +2096,7 @@
           <w:sz w:val="20"/>
           <w:rtl w:val="0"/>
         </w:rPr>
-        <w:t>Figure 2, component and interaction view, shows every component (three clients, the four internal layers of the SIMF.Api process, the background worker, the shared libraries, the on-premises AI service, the SMTP relay, the SIEM collector, the controlled egress point, the two databases and the file store) and labels every connector with its protocol and port.</w:t>
+        <w:t>Figure 2, component and interaction view, shows every component (three clients, the four internal layers of the SIMF.Api process, the background worker, the shared libraries, the AI service, the SMTP relay, the SIEM collector, the controlled egress point, the two databases and the file store) and labels every connector with its protocol and port.</w:t>
       </w:r>
     </w:p>
     <w:p>
@@ -2370,7 +2388,7 @@
           <w:sz w:val="20"/>
           <w:rtl w:val="0"/>
         </w:rPr>
-        <w:t>Artificial intelligence is not in this list because it is not external. The complete field-level inventory of what each AI feature receives is given in the table below. That data is processed on the on-premises AI service inside the SSA zone and does not leave the ministry network.</w:t>
+        <w:t>Artificial intelligence sends nothing today, because no provider is enabled. The table below is the complete field-level inventory of what each AI feature would receive once a provider is enabled. If that provider is an on-premises endpoint the data stays inside the SSA zone; if it is an external provider the same fields would leave through the controlled egress point, which is why enabling one requires a data-residency decision first.</w:t>
       </w:r>
     </w:p>
     <w:p>
@@ -2453,7 +2471,7 @@
                 <w:sz w:val="18"/>
                 <w:rtl w:val="0"/>
               </w:rPr>
-              <w:t>Fields sent to the AI service</w:t>
+              <w:t>Fields sent once a provider is enabled</w:t>
             </w:r>
           </w:p>
         </w:tc>
@@ -2585,7 +2603,7 @@
                 <w:sz w:val="18"/>
                 <w:rtl w:val="0"/>
               </w:rPr>
-              <w:t>On-premises AI service, SSA zone</w:t>
+              <w:t>Configured AI endpoint</w:t>
             </w:r>
           </w:p>
         </w:tc>
@@ -2671,7 +2689,7 @@
                 <w:sz w:val="18"/>
                 <w:rtl w:val="0"/>
               </w:rPr>
-              <w:t>On-premises AI service, SSA zone</w:t>
+              <w:t>Configured AI endpoint</w:t>
             </w:r>
           </w:p>
         </w:tc>
@@ -2757,7 +2775,7 @@
                 <w:sz w:val="18"/>
                 <w:rtl w:val="0"/>
               </w:rPr>
-              <w:t>On-premises AI service, SSA zone</w:t>
+              <w:t>Configured AI endpoint</w:t>
             </w:r>
           </w:p>
         </w:tc>
@@ -2843,7 +2861,7 @@
                 <w:sz w:val="18"/>
                 <w:rtl w:val="0"/>
               </w:rPr>
-              <w:t>On-premises AI service, SSA zone</w:t>
+              <w:t>Configured AI endpoint</w:t>
             </w:r>
           </w:p>
         </w:tc>
@@ -2929,7 +2947,7 @@
                 <w:sz w:val="18"/>
                 <w:rtl w:val="0"/>
               </w:rPr>
-              <w:t>On-premises AI service, SSA zone</w:t>
+              <w:t>Configured AI endpoint</w:t>
             </w:r>
           </w:p>
         </w:tc>
@@ -3015,7 +3033,7 @@
                 <w:sz w:val="18"/>
                 <w:rtl w:val="0"/>
               </w:rPr>
-              <w:t>On-premises AI service, SSA zone</w:t>
+              <w:t>Configured AI endpoint</w:t>
             </w:r>
           </w:p>
         </w:tc>
@@ -3101,7 +3119,7 @@
                 <w:sz w:val="18"/>
                 <w:rtl w:val="0"/>
               </w:rPr>
-              <w:t>On-premises AI service, SSA zone</w:t>
+              <w:t>Configured AI endpoint</w:t>
             </w:r>
           </w:p>
         </w:tc>
@@ -3187,7 +3205,7 @@
                 <w:sz w:val="18"/>
                 <w:rtl w:val="0"/>
               </w:rPr>
-              <w:t>On-premises AI service, SSA zone</w:t>
+              <w:t>Configured AI endpoint</w:t>
             </w:r>
           </w:p>
         </w:tc>
@@ -3245,6 +3263,24 @@
           <w:rtl w:val="0"/>
         </w:rPr>
         <w:t>Session minutes is the only feature that carries any personal data, and that data is the speaker display names, which are already published in the public programme.</w:t>
+      </w:r>
+    </w:p>
+    <w:p>
+      <w:pPr>
+        <w:bidi w:val="0"/>
+        <w:spacing w:before="60" w:after="60"/>
+        <w:ind w:left="403"/>
+        <w:jc w:val="left"/>
+      </w:pPr>
+      <w:r>
+        <w:rPr>
+          <w:rFonts w:ascii="Sakkal Majalla" w:hAnsi="Sakkal Majalla" w:cs="Sakkal Majalla"/>
+          <w:b w:val="0"/>
+          <w:i w:val="0"/>
+          <w:sz w:val="20"/>
+          <w:rtl w:val="0"/>
+        </w:rPr>
+        <w:t>No provider is enabled in the delivered configuration, so none of these fields is sent anywhere today. The table states what each feature would send once the ministry enables a provider.</w:t>
       </w:r>
     </w:p>
     <w:p>
@@ -3428,7 +3464,7 @@
           <w:sz w:val="20"/>
           <w:rtl w:val="0"/>
         </w:rPr>
-        <w:t>AI requests are made only by the main application. SIMF.Api, through its infrastructure layer, calls the on-premises AI service over HTTPS 443 internal to the SSA zone. There is no other caller and no other path.</w:t>
+        <w:t>AI requests are made only by the main application. SIMF.Api, through its infrastructure layer, calls the configured AI endpoint. There is no other caller and no other path, whatever provider is configured.</w:t>
       </w:r>
     </w:p>
     <w:p>
@@ -3520,7 +3556,7 @@
           <w:sz w:val="20"/>
           <w:rtl w:val="0"/>
         </w:rPr>
-        <w:t>Agreed, and it does not. The AI service is on-premises and has no outbound route at all. It is drawn in Figure 1 with that stated on the box.</w:t>
+        <w:t>Agreed, and it does not. No AI provider is enabled in the delivered configuration, so there is no AI egress at all, and no application host except the egress point holds an outbound route. If the ministry later enables an external provider, that traffic would take the same single controlled path as the caption import, never a direct connection from the AI component. The AI endpoint is drawn in Figure 1 as a configured endpoint rather than a deployed host.</w:t>
       </w:r>
     </w:p>
     <w:p>
@@ -3648,7 +3684,7 @@
           <w:sz w:val="20"/>
           <w:rtl w:val="0"/>
         </w:rPr>
-        <w:t>SSA zone: WAF and load balancer (active and standby), API hosts (four), web hosts (two), admin hosts (two), worker host, on-premises AI inference host, SMTP relay host, log collector and SIEM host, and the controlled egress point host.</w:t>
+        <w:t>SSA zone: WAF and load balancer (active and standby), API hosts (four), web hosts (two), admin hosts (two), worker host, AI endpoint, SMTP relay host, log collector and SIEM host, and the controlled egress point host.</w:t>
       </w:r>
     </w:p>
     <w:p>
